--- a/klagomål/A 11693-2025 FSC-klagomål.docx
+++ b/klagomål/A 11693-2025 FSC-klagomål.docx
@@ -816,7 +816,7 @@
     <w:r>
       <w:tab/>
       <w:tab/>
-      <w:t>2026-09-14</w:t>
+      <w:t>2026-09-15</w:t>
       <w:br/>
       <w:br/>
     </w:r>

--- a/klagomål/A 11693-2025 FSC-klagomål.docx
+++ b/klagomål/A 11693-2025 FSC-klagomål.docx
@@ -816,7 +816,7 @@
     <w:r>
       <w:tab/>
       <w:tab/>
-      <w:t>2026-09-15</w:t>
+      <w:t>2026-09-16</w:t>
       <w:br/>
       <w:br/>
     </w:r>

--- a/klagomål/A 11693-2025 FSC-klagomål.docx
+++ b/klagomål/A 11693-2025 FSC-klagomål.docx
@@ -816,7 +816,7 @@
     <w:r>
       <w:tab/>
       <w:tab/>
-      <w:t>2026-09-16</w:t>
+      <w:t>2026-09-17</w:t>
       <w:br/>
       <w:br/>
     </w:r>

--- a/klagomål/A 11693-2025 FSC-klagomål.docx
+++ b/klagomål/A 11693-2025 FSC-klagomål.docx
@@ -816,7 +816,7 @@
     <w:r>
       <w:tab/>
       <w:tab/>
-      <w:t>2026-09-17</w:t>
+      <w:t>2026-09-18</w:t>
       <w:br/>
       <w:br/>
     </w:r>

--- a/klagomål/A 11693-2025 FSC-klagomål.docx
+++ b/klagomål/A 11693-2025 FSC-klagomål.docx
@@ -816,7 +816,7 @@
     <w:r>
       <w:tab/>
       <w:tab/>
-      <w:t>2026-09-18</w:t>
+      <w:t>2026-09-19</w:t>
       <w:br/>
       <w:br/>
     </w:r>

--- a/klagomål/A 11693-2025 FSC-klagomål.docx
+++ b/klagomål/A 11693-2025 FSC-klagomål.docx
@@ -216,12 +216,12 @@
         <w:spacing w:after="240"/>
       </w:pPr>
       <w:r>
-        <w:t>Figur 1. Fyndplatser för naturvårdsarter i och inom 24 meter från avverkningsanmälan. Markörer utan svart kant är placerade på fyndplatsen. Markörer med svart kant är placerade vid sidan av fyndplatsen och har ett svart streck som visar fyndplatsens exakta position. Kartans mittpunktskoordinat är N 6180111, E 443253 i SWEREF 99 TM.</w:t>
+        <w:t>Figur 1. Fyndplatser för naturvårdsarter i och inom 25 meter från avverkningsanmälan. Markörer utan svart kant är placerade på fyndplatsen. Markörer med svart kant är placerade vid sidan av fyndplatsen och har ett svart streck som visar fyndplatsens exakta position. Kartans mittpunktskoordinat är N 6180111, E 443253 i SWEREF 99 TM.</w:t>
       </w:r>
     </w:p>
     <w:p>
       <w:r>
-        <w:t>I och inom 24 meter från avverkningsanmälan finns fynd av 10 naturvårdsarter, varav 8 är rödlistade, 3 är typiska (T) och 2 är signalarter (S): blå lökspindling (VU), kejsarspindling (VU), nunnespindling (VU), själlandsspindling (VU), bokvårtlav (NT, T), cinnoberspindling (NT), rävspindling (NT), stiftklotterlav (NT, T), igelkottsröksvamp (S) och trädporella (S, T). Se Figur 1.</w:t>
+        <w:t>I och inom 25 meter från avverkningsanmälan finns fynd av 10 naturvårdsarter, varav 8 är rödlistade, 3 är typiska (T) och 2 är signalarter (S): blå lökspindling (VU), kejsarspindling (VU), nunnespindling (VU), själlandsspindling (VU), bokvårtlav (NT, T), cinnoberspindling (NT), rävspindling (NT), stiftklotterlav (NT, T), igelkottsröksvamp (S) och trädporella (S, T). Se Figur 1.</w:t>
       </w:r>
     </w:p>
     <w:p>
@@ -816,7 +816,7 @@
     <w:r>
       <w:tab/>
       <w:tab/>
-      <w:t>2026-09-19</w:t>
+      <w:t>2026-09-21</w:t>
       <w:br/>
       <w:br/>
     </w:r>

--- a/klagomål/A 11693-2025 FSC-klagomål.docx
+++ b/klagomål/A 11693-2025 FSC-klagomål.docx
@@ -221,7 +221,7 @@
     </w:p>
     <w:p>
       <w:r>
-        <w:t>I och inom 25 meter från avverkningsanmälan finns fynd av 10 naturvårdsarter, varav 8 är rödlistade, 3 är typiska (T) och 2 är signalarter (S): blå lökspindling (VU), kejsarspindling (VU), nunnespindling (VU), själlandsspindling (VU), bokvårtlav (NT, T), cinnoberspindling (NT), rävspindling (NT), stiftklotterlav (NT, T), igelkottsröksvamp (S) och trädporella (S, T). Se Figur 1.</w:t>
+        <w:t>I och inom 25 meter från avverkningsanmälan finns fynd av 11 naturvårdsarter, varav 9 är rödlistade, 3 är typiska (T) och 2 är signalarter (S): blå lökspindling (VU), kejsarspindling (VU), nunnespindling (VU), själlandsspindling (VU), bokvårtlav (NT, T), cinnoberspindling (NT), juvelspindling (NT), rävspindling (NT), stiftklotterlav (NT, T), igelkottsröksvamp (S) och trädporella (S, T). Se Figur 1.</w:t>
       </w:r>
     </w:p>
     <w:p>
@@ -329,6 +329,17 @@
       </w:r>
       <w:r>
         <w:t>är en mykorrhizasvamp som växer i ädellövskog, främst i bokskog men även under avenbok, hassel och ek. Arten är en mycket bra indikator på lövskog med lång kontinuitet och höga naturvärden. Lokalerna i mälarområdet bör helt undantas från skogsbruk och helst skyddas. På övriga lokaler bör skogsbruket bedrivas skonsamt. Byte av trädslag får ej ske och äldre träd måste finnas kvar efter att uttag av virke skett. Inom ytor med stor artrikedom bör inga ingrepp alls äga rum (SLU Artdatabanken, 2024; Nitare &amp; Skogsstyrelsen, 2019).</w:t>
+      </w:r>
+    </w:p>
+    <w:p>
+      <w:r>
+        <w:rPr>
+          <w:b/>
+        </w:rPr>
+        <w:t xml:space="preserve">Juvelspindling (NT) </w:t>
+      </w:r>
+      <w:r>
+        <w:t>bildar mykorrhiza med främst ek och bok, men sällsynt även med hassel och lind i ängsbokskog, ek-hassellund, löväng och lågskogar av hassel (hässlen). Avverkning av artens värdträd, ändrad markanvändning och omföring av lövskog till barrskog är de viktigaste hoten. Platser där arten ännu finns kvar bör skyddas från omfattande avverkningar eller andra förändringar av miljön (SLU Artdatabanken, 2025).</w:t>
       </w:r>
     </w:p>
     <w:p>
@@ -501,7 +512,7 @@
         <w:rPr>
           <w:i/>
         </w:rPr>
-        <w:t>I det avverkningsanmälda skogsområdet har 10 naturvårdsarter varav 8 rödlistade arter sina livsmiljöer och växtplatser.</w:t>
+        <w:t>I det avverkningsanmälda skogsområdet har 11 naturvårdsarter varav 9 rödlistade arter sina livsmiljöer och växtplatser.</w:t>
       </w:r>
     </w:p>
     <w:p>
@@ -816,7 +827,7 @@
     <w:r>
       <w:tab/>
       <w:tab/>
-      <w:t>2026-09-21</w:t>
+      <w:t>2026-09-23</w:t>
       <w:br/>
       <w:br/>
     </w:r>

--- a/klagomål/A 11693-2025 FSC-klagomål.docx
+++ b/klagomål/A 11693-2025 FSC-klagomål.docx
@@ -827,7 +827,7 @@
     <w:r>
       <w:tab/>
       <w:tab/>
-      <w:t>2026-09-23</w:t>
+      <w:t>2026-09-24</w:t>
       <w:br/>
       <w:br/>
     </w:r>

--- a/klagomål/A 11693-2025 FSC-klagomål.docx
+++ b/klagomål/A 11693-2025 FSC-klagomål.docx
@@ -827,7 +827,7 @@
     <w:r>
       <w:tab/>
       <w:tab/>
-      <w:t>2026-09-24</w:t>
+      <w:t>2026-09-25</w:t>
       <w:br/>
       <w:br/>
     </w:r>

--- a/klagomål/A 11693-2025 FSC-klagomål.docx
+++ b/klagomål/A 11693-2025 FSC-klagomål.docx
@@ -827,7 +827,7 @@
     <w:r>
       <w:tab/>
       <w:tab/>
-      <w:t>2026-09-25</w:t>
+      <w:t>2026-09-26</w:t>
       <w:br/>
       <w:br/>
     </w:r>

--- a/klagomål/A 11693-2025 FSC-klagomål.docx
+++ b/klagomål/A 11693-2025 FSC-klagomål.docx
@@ -827,7 +827,7 @@
     <w:r>
       <w:tab/>
       <w:tab/>
-      <w:t>2026-09-26</w:t>
+      <w:t>2026-09-27</w:t>
       <w:br/>
       <w:br/>
     </w:r>

--- a/klagomål/A 11693-2025 FSC-klagomål.docx
+++ b/klagomål/A 11693-2025 FSC-klagomål.docx
@@ -827,7 +827,7 @@
     <w:r>
       <w:tab/>
       <w:tab/>
-      <w:t>2026-09-27</w:t>
+      <w:t>2026-09-28</w:t>
       <w:br/>
       <w:br/>
     </w:r>

--- a/klagomål/A 11693-2025 FSC-klagomål.docx
+++ b/klagomål/A 11693-2025 FSC-klagomål.docx
@@ -827,7 +827,7 @@
     <w:r>
       <w:tab/>
       <w:tab/>
-      <w:t>2026-09-28</w:t>
+      <w:t>2026-09-29</w:t>
       <w:br/>
       <w:br/>
     </w:r>

--- a/klagomål/A 11693-2025 FSC-klagomål.docx
+++ b/klagomål/A 11693-2025 FSC-klagomål.docx
@@ -827,7 +827,7 @@
     <w:r>
       <w:tab/>
       <w:tab/>
-      <w:t>2026-09-29</w:t>
+      <w:t>2026-09-30</w:t>
       <w:br/>
       <w:br/>
     </w:r>

--- a/klagomål/A 11693-2025 FSC-klagomål.docx
+++ b/klagomål/A 11693-2025 FSC-klagomål.docx
@@ -827,7 +827,7 @@
     <w:r>
       <w:tab/>
       <w:tab/>
-      <w:t>2026-09-30</w:t>
+      <w:t>2026-10-01</w:t>
       <w:br/>
       <w:br/>
     </w:r>

--- a/klagomål/A 11693-2025 FSC-klagomål.docx
+++ b/klagomål/A 11693-2025 FSC-klagomål.docx
@@ -827,7 +827,7 @@
     <w:r>
       <w:tab/>
       <w:tab/>
-      <w:t>2026-10-01</w:t>
+      <w:t>2026-10-02</w:t>
       <w:br/>
       <w:br/>
     </w:r>

--- a/klagomål/A 11693-2025 FSC-klagomål.docx
+++ b/klagomål/A 11693-2025 FSC-klagomål.docx
@@ -827,7 +827,7 @@
     <w:r>
       <w:tab/>
       <w:tab/>
-      <w:t>2026-10-02</w:t>
+      <w:t>2026-10-03</w:t>
       <w:br/>
       <w:br/>
     </w:r>

--- a/klagomål/A 11693-2025 FSC-klagomål.docx
+++ b/klagomål/A 11693-2025 FSC-klagomål.docx
@@ -827,7 +827,7 @@
     <w:r>
       <w:tab/>
       <w:tab/>
-      <w:t>2026-10-03</w:t>
+      <w:t>2026-10-04</w:t>
       <w:br/>
       <w:br/>
     </w:r>

--- a/klagomål/A 11693-2025 FSC-klagomål.docx
+++ b/klagomål/A 11693-2025 FSC-klagomål.docx
@@ -827,7 +827,7 @@
     <w:r>
       <w:tab/>
       <w:tab/>
-      <w:t>2026-10-04</w:t>
+      <w:t>2026-10-05</w:t>
       <w:br/>
       <w:br/>
     </w:r>

--- a/klagomål/A 11693-2025 FSC-klagomål.docx
+++ b/klagomål/A 11693-2025 FSC-klagomål.docx
@@ -827,7 +827,7 @@
     <w:r>
       <w:tab/>
       <w:tab/>
-      <w:t>2026-10-05</w:t>
+      <w:t>2026-10-06</w:t>
       <w:br/>
       <w:br/>
     </w:r>

--- a/klagomål/A 11693-2025 FSC-klagomål.docx
+++ b/klagomål/A 11693-2025 FSC-klagomål.docx
@@ -827,7 +827,7 @@
     <w:r>
       <w:tab/>
       <w:tab/>
-      <w:t>2026-10-06</w:t>
+      <w:t>2026-10-07</w:t>
       <w:br/>
       <w:br/>
     </w:r>

--- a/klagomål/A 11693-2025 FSC-klagomål.docx
+++ b/klagomål/A 11693-2025 FSC-klagomål.docx
@@ -827,7 +827,7 @@
     <w:r>
       <w:tab/>
       <w:tab/>
-      <w:t>2026-10-07</w:t>
+      <w:t>2026-10-08</w:t>
       <w:br/>
       <w:br/>
     </w:r>

--- a/klagomål/A 11693-2025 FSC-klagomål.docx
+++ b/klagomål/A 11693-2025 FSC-klagomål.docx
@@ -827,7 +827,7 @@
     <w:r>
       <w:tab/>
       <w:tab/>
-      <w:t>2026-10-08</w:t>
+      <w:t>2026-10-09</w:t>
       <w:br/>
       <w:br/>
     </w:r>

--- a/klagomål/A 11693-2025 FSC-klagomål.docx
+++ b/klagomål/A 11693-2025 FSC-klagomål.docx
@@ -827,7 +827,7 @@
     <w:r>
       <w:tab/>
       <w:tab/>
-      <w:t>2026-10-09</w:t>
+      <w:t>2026-10-10</w:t>
       <w:br/>
       <w:br/>
     </w:r>

--- a/klagomål/A 11693-2025 FSC-klagomål.docx
+++ b/klagomål/A 11693-2025 FSC-klagomål.docx
@@ -827,7 +827,7 @@
     <w:r>
       <w:tab/>
       <w:tab/>
-      <w:t>2026-10-10</w:t>
+      <w:t>2026-10-11</w:t>
       <w:br/>
       <w:br/>
     </w:r>

--- a/klagomål/A 11693-2025 FSC-klagomål.docx
+++ b/klagomål/A 11693-2025 FSC-klagomål.docx
@@ -827,7 +827,7 @@
     <w:r>
       <w:tab/>
       <w:tab/>
-      <w:t>2026-10-11</w:t>
+      <w:t>2026-10-12</w:t>
       <w:br/>
       <w:br/>
     </w:r>

--- a/klagomål/A 11693-2025 FSC-klagomål.docx
+++ b/klagomål/A 11693-2025 FSC-klagomål.docx
@@ -827,7 +827,7 @@
     <w:r>
       <w:tab/>
       <w:tab/>
-      <w:t>2026-10-12</w:t>
+      <w:t>2026-10-13</w:t>
       <w:br/>
       <w:br/>
     </w:r>

--- a/klagomål/A 11693-2025 FSC-klagomål.docx
+++ b/klagomål/A 11693-2025 FSC-klagomål.docx
@@ -827,7 +827,7 @@
     <w:r>
       <w:tab/>
       <w:tab/>
-      <w:t>2026-10-13</w:t>
+      <w:t>2026-10-14</w:t>
       <w:br/>
       <w:br/>
     </w:r>

--- a/klagomål/A 11693-2025 FSC-klagomål.docx
+++ b/klagomål/A 11693-2025 FSC-klagomål.docx
@@ -827,7 +827,7 @@
     <w:r>
       <w:tab/>
       <w:tab/>
-      <w:t>2026-10-14</w:t>
+      <w:t>2026-10-15</w:t>
       <w:br/>
       <w:br/>
     </w:r>

--- a/klagomål/A 11693-2025 FSC-klagomål.docx
+++ b/klagomål/A 11693-2025 FSC-klagomål.docx
@@ -827,7 +827,7 @@
     <w:r>
       <w:tab/>
       <w:tab/>
-      <w:t>2026-10-15</w:t>
+      <w:t>2026-10-16</w:t>
       <w:br/>
       <w:br/>
     </w:r>

--- a/klagomål/A 11693-2025 FSC-klagomål.docx
+++ b/klagomål/A 11693-2025 FSC-klagomål.docx
@@ -827,7 +827,7 @@
     <w:r>
       <w:tab/>
       <w:tab/>
-      <w:t>2026-10-16</w:t>
+      <w:t>2026-10-17</w:t>
       <w:br/>
       <w:br/>
     </w:r>

--- a/klagomål/A 11693-2025 FSC-klagomål.docx
+++ b/klagomål/A 11693-2025 FSC-klagomål.docx
@@ -827,7 +827,7 @@
     <w:r>
       <w:tab/>
       <w:tab/>
-      <w:t>2026-10-17</w:t>
+      <w:t>2026-10-18</w:t>
       <w:br/>
       <w:br/>
     </w:r>

--- a/klagomål/A 11693-2025 FSC-klagomål.docx
+++ b/klagomål/A 11693-2025 FSC-klagomål.docx
@@ -827,7 +827,7 @@
     <w:r>
       <w:tab/>
       <w:tab/>
-      <w:t>2026-10-18</w:t>
+      <w:t>2026-10-19</w:t>
       <w:br/>
       <w:br/>
     </w:r>

--- a/klagomål/A 11693-2025 FSC-klagomål.docx
+++ b/klagomål/A 11693-2025 FSC-klagomål.docx
@@ -827,7 +827,7 @@
     <w:r>
       <w:tab/>
       <w:tab/>
-      <w:t>2026-10-19</w:t>
+      <w:t>2026-10-20</w:t>
       <w:br/>
       <w:br/>
     </w:r>

--- a/klagomål/A 11693-2025 FSC-klagomål.docx
+++ b/klagomål/A 11693-2025 FSC-klagomål.docx
@@ -827,7 +827,7 @@
     <w:r>
       <w:tab/>
       <w:tab/>
-      <w:t>2026-10-20</w:t>
+      <w:t>2026-10-21</w:t>
       <w:br/>
       <w:br/>
     </w:r>

--- a/klagomål/A 11693-2025 FSC-klagomål.docx
+++ b/klagomål/A 11693-2025 FSC-klagomål.docx
@@ -827,7 +827,7 @@
     <w:r>
       <w:tab/>
       <w:tab/>
-      <w:t>2026-10-21</w:t>
+      <w:t>2026-10-22</w:t>
       <w:br/>
       <w:br/>
     </w:r>

--- a/klagomål/A 11693-2025 FSC-klagomål.docx
+++ b/klagomål/A 11693-2025 FSC-klagomål.docx
@@ -827,7 +827,7 @@
     <w:r>
       <w:tab/>
       <w:tab/>
-      <w:t>2026-10-22</w:t>
+      <w:t>2026-10-23</w:t>
       <w:br/>
       <w:br/>
     </w:r>

--- a/klagomål/A 11693-2025 FSC-klagomål.docx
+++ b/klagomål/A 11693-2025 FSC-klagomål.docx
@@ -827,7 +827,7 @@
     <w:r>
       <w:tab/>
       <w:tab/>
-      <w:t>2026-10-23</w:t>
+      <w:t>2026-10-24</w:t>
       <w:br/>
       <w:br/>
     </w:r>

--- a/klagomål/A 11693-2025 FSC-klagomål.docx
+++ b/klagomål/A 11693-2025 FSC-klagomål.docx
@@ -827,7 +827,7 @@
     <w:r>
       <w:tab/>
       <w:tab/>
-      <w:t>2026-10-24</w:t>
+      <w:t>2026-10-25</w:t>
       <w:br/>
       <w:br/>
     </w:r>

--- a/klagomål/A 11693-2025 FSC-klagomål.docx
+++ b/klagomål/A 11693-2025 FSC-klagomål.docx
@@ -827,7 +827,7 @@
     <w:r>
       <w:tab/>
       <w:tab/>
-      <w:t>2026-10-25</w:t>
+      <w:t>2026-10-26</w:t>
       <w:br/>
       <w:br/>
     </w:r>

--- a/klagomål/A 11693-2025 FSC-klagomål.docx
+++ b/klagomål/A 11693-2025 FSC-klagomål.docx
@@ -827,7 +827,7 @@
     <w:r>
       <w:tab/>
       <w:tab/>
-      <w:t>2026-10-26</w:t>
+      <w:t>2026-10-27</w:t>
       <w:br/>
       <w:br/>
     </w:r>

--- a/klagomål/A 11693-2025 FSC-klagomål.docx
+++ b/klagomål/A 11693-2025 FSC-klagomål.docx
@@ -827,7 +827,7 @@
     <w:r>
       <w:tab/>
       <w:tab/>
-      <w:t>2026-10-27</w:t>
+      <w:t>2026-10-28</w:t>
       <w:br/>
       <w:br/>
     </w:r>

--- a/klagomål/A 11693-2025 FSC-klagomål.docx
+++ b/klagomål/A 11693-2025 FSC-klagomål.docx
@@ -827,7 +827,7 @@
     <w:r>
       <w:tab/>
       <w:tab/>
-      <w:t>2026-10-28</w:t>
+      <w:t>2026-10-29</w:t>
       <w:br/>
       <w:br/>
     </w:r>

--- a/klagomål/A 11693-2025 FSC-klagomål.docx
+++ b/klagomål/A 11693-2025 FSC-klagomål.docx
@@ -827,7 +827,7 @@
     <w:r>
       <w:tab/>
       <w:tab/>
-      <w:t>2026-10-29</w:t>
+      <w:t>2026-10-31</w:t>
       <w:br/>
       <w:br/>
     </w:r>

--- a/klagomål/A 11693-2025 FSC-klagomål.docx
+++ b/klagomål/A 11693-2025 FSC-klagomål.docx
@@ -827,7 +827,7 @@
     <w:r>
       <w:tab/>
       <w:tab/>
-      <w:t>2026-10-31</w:t>
+      <w:t>2026-11-01</w:t>
       <w:br/>
       <w:br/>
     </w:r>

--- a/klagomål/A 11693-2025 FSC-klagomål.docx
+++ b/klagomål/A 11693-2025 FSC-klagomål.docx
@@ -827,7 +827,7 @@
     <w:r>
       <w:tab/>
       <w:tab/>
-      <w:t>2026-11-01</w:t>
+      <w:t>2026-11-02</w:t>
       <w:br/>
       <w:br/>
     </w:r>
